--- a/check/scan_flow.docx
+++ b/check/scan_flow.docx
@@ -4,9 +4,9 @@
   <w:body>
     <w:p>
       <w:pPr>
+        <w:widowControl/>
+        <w:autoSpaceDE w:val="0"/>
         <w:autoSpaceDN w:val="0"/>
-        <w:autoSpaceDE w:val="0"/>
-        <w:widowControl/>
         <w:spacing w:line="240" w:lineRule="auto" w:before="0" w:after="0"/>
         <w:ind w:left="0" w:right="0" w:firstLine="0"/>
         <w:jc w:val="center"/>
@@ -58,9 +58,9 @@
     </w:p>
     <w:p>
       <w:pPr>
+        <w:widowControl/>
+        <w:autoSpaceDE w:val="0"/>
         <w:autoSpaceDN w:val="0"/>
-        <w:autoSpaceDE w:val="0"/>
-        <w:widowControl/>
         <w:spacing w:line="240" w:lineRule="auto" w:before="0" w:after="0"/>
         <w:ind w:left="0" w:right="0" w:firstLine="0"/>
         <w:jc w:val="center"/>
